--- a/Questões teoricas.docx
+++ b/Questões teoricas.docx
@@ -33,7 +33,7 @@
         <w:rPr>
           <w:rtl w:val="0"/>
         </w:rPr>
-        <w:t xml:space="preserve"> é a classe; cada botão criado a partir dela é um objeto com seus próprios valores. POO - Aula 7 - O paradigma orie…</w:t>
+        <w:t xml:space="preserve"> é a classe; cada botão criado a partir dela é um objeto com seus próprios valores.</w:t>
       </w:r>
     </w:p>
     <w:p>
@@ -157,7 +157,7 @@
         <w:rPr>
           <w:rtl w:val="0"/>
         </w:rPr>
-        <w:t xml:space="preserve">. POO - Aula 7 - O paradigma orie…</w:t>
+        <w:t xml:space="preserve">.</w:t>
       </w:r>
     </w:p>
     <w:p>
@@ -191,7 +191,7 @@
         <w:rPr>
           <w:rtl w:val="0"/>
         </w:rPr>
-        <w:t xml:space="preserve"> que representam coisas que um objeto pode fazer. POO - Aula 7 - O paradigma orie…</w:t>
+        <w:t xml:space="preserve"> que representam coisas que um objeto pode fazer.</w:t>
       </w:r>
     </w:p>
     <w:p>
@@ -295,7 +295,7 @@
         <w:rPr>
           <w:rtl w:val="0"/>
         </w:rPr>
-        <w:t xml:space="preserve">. POO - Aula 7 - O paradigma orie…</w:t>
+        <w:t xml:space="preserve">.</w:t>
       </w:r>
     </w:p>
     <w:p>
@@ -357,7 +357,7 @@
         <w:rPr>
           <w:rtl w:val="0"/>
         </w:rPr>
-        <w:t xml:space="preserve">: a classe e suas subclasses. POO - Aula 7 - O paradigma orie…</w:t>
+        <w:t xml:space="preserve">: a classe e suas subclasses.…</w:t>
       </w:r>
     </w:p>
     <w:p>
@@ -405,7 +405,7 @@
         <w:rPr>
           <w:rtl w:val="0"/>
         </w:rPr>
-        <w:t xml:space="preserve">. POO - Aula 7 - O paradigma orie…</w:t>
+        <w:t xml:space="preserve">.</w:t>
       </w:r>
     </w:p>
     <w:p>
@@ -453,7 +453,7 @@
         <w:rPr>
           <w:rtl w:val="0"/>
         </w:rPr>
-        <w:t xml:space="preserve">. POO - Aula 7 - O paradigma orie…</w:t>
+        <w:t xml:space="preserve">.</w:t>
       </w:r>
     </w:p>
     <w:p>
@@ -473,7 +473,7 @@
         <w:rPr>
           <w:rtl w:val="0"/>
         </w:rPr>
-        <w:t xml:space="preserve"> Para proteger os dados contra alterações acidentais e permitir acesso controlado pelos métodos. POO - Aula 7 - O paradigma orie…</w:t>
+        <w:t xml:space="preserve"> Para proteger os dados contra alterações acidentais e permitir acesso controlado pelos métodos.</w:t>
       </w:r>
     </w:p>
     <w:p>
@@ -569,7 +569,7 @@
         <w:rPr>
           <w:rtl w:val="0"/>
         </w:rPr>
-        <w:t xml:space="preserve">. POO - Aula 7 - O paradigma orie…</w:t>
+        <w:t xml:space="preserve">.</w:t>
       </w:r>
     </w:p>
     <w:p>
@@ -617,7 +617,7 @@
         <w:rPr>
           <w:rtl w:val="0"/>
         </w:rPr>
-        <w:t xml:space="preserve">. Isso mostra que uma variável de instância pode ser formada por objetos de outra classe. POO - Aula 7 - O paradigma orie…</w:t>
+        <w:t xml:space="preserve">. Isso mostra que uma variável de instância pode ser formada por objetos de outra classe.</w:t>
       </w:r>
     </w:p>
     <w:p>
@@ -679,7 +679,7 @@
         <w:rPr>
           <w:rtl w:val="0"/>
         </w:rPr>
-        <w:t xml:space="preserve"> recupera o valor e retorna o tipo correspondente ao atributo. POO - Aula 7 - O paradigma orie…</w:t>
+        <w:t xml:space="preserve"> recupera o valor e retorna o tipo correspondente ao atributo.</w:t>
       </w:r>
     </w:p>
     <w:p>
@@ -741,7 +741,7 @@
         <w:rPr>
           <w:rtl w:val="0"/>
         </w:rPr>
-        <w:t xml:space="preserve"> é o parâmetro recebido. POO - Aula 7 - O paradigma orie…</w:t>
+        <w:t xml:space="preserve"> é o parâmetro recebido.</w:t>
       </w:r>
     </w:p>
     <w:p>
@@ -789,7 +789,7 @@
         <w:rPr>
           <w:rtl w:val="0"/>
         </w:rPr>
-        <w:t xml:space="preserve"> = classe pai. POO - Aula 7 - O paradigma orie…</w:t>
+        <w:t xml:space="preserve"> = classe pai.</w:t>
       </w:r>
     </w:p>
     <w:p>
@@ -823,7 +823,7 @@
         <w:rPr>
           <w:rtl w:val="0"/>
         </w:rPr>
-        <w:t xml:space="preserve"> nativo porque o Garbage Collector libera automaticamente objetos que não são mais necessários. POO - Aula 7 - O paradigma orie…</w:t>
+        <w:t xml:space="preserve"> nativo porque o Garbage Collector libera automaticamente objetos que não são mais necessários.</w:t>
       </w:r>
     </w:p>
     <w:p>
